--- a/Document.docx
+++ b/Document.docx
@@ -18,7 +18,27 @@
           <w:sz w:val="36"/>
           <w:szCs w:val="36"/>
         </w:rPr>
-        <w:t>Document Scanner Analysis System</w:t>
+        <w:t xml:space="preserve">Image Restoration Using Noise </w:t>
+      </w:r>
+      <w:proofErr w:type="spellStart"/>
+      <w:r>
+        <w:rPr>
+          <w:b/>
+          <w:bCs/>
+          <w:sz w:val="36"/>
+          <w:szCs w:val="36"/>
+        </w:rPr>
+        <w:t>Modeling</w:t>
+      </w:r>
+      <w:proofErr w:type="spellEnd"/>
+      <w:r>
+        <w:rPr>
+          <w:b/>
+          <w:bCs/>
+          <w:sz w:val="36"/>
+          <w:szCs w:val="36"/>
+        </w:rPr>
+        <w:t xml:space="preserve"> and Spatial Filtering</w:t>
       </w:r>
     </w:p>
     <w:p>
@@ -75,7 +95,7 @@
         <w:t>Unit:</w:t>
       </w:r>
       <w:r>
-        <w:t> Image Sampling &amp; Quantization </w:t>
+        <w:t> Image Restoration </w:t>
       </w:r>
       <w:r>
         <w:rPr>
@@ -85,7 +105,15 @@
         <w:t>Assignment Title:</w:t>
       </w:r>
       <w:r>
-        <w:t> Document Scanner Using Sampling and Quantization </w:t>
+        <w:t xml:space="preserve"> Noise </w:t>
+      </w:r>
+      <w:proofErr w:type="spellStart"/>
+      <w:r>
+        <w:t>Modeling</w:t>
+      </w:r>
+      <w:proofErr w:type="spellEnd"/>
+      <w:r>
+        <w:t xml:space="preserve"> and Restoration Analysis </w:t>
       </w:r>
       <w:r>
         <w:rPr>
@@ -95,12 +123,12 @@
         <w:t>Date:</w:t>
       </w:r>
       <w:r>
-        <w:t> 10 / 02 / 2026</w:t>
-      </w:r>
-    </w:p>
-    <w:p>
-      <w:r>
-        <w:pict w14:anchorId="7A8849C2">
+        <w:t> 11 / 02 / 2026</w:t>
+      </w:r>
+    </w:p>
+    <w:p>
+      <w:r>
+        <w:pict w14:anchorId="2B816010">
           <v:rect id="_x0000_i1079" style="width:0;height:3pt" o:hralign="center" o:hrstd="t" o:hr="t" fillcolor="#a0a0a0" stroked="f"/>
         </w:pict>
       </w:r>
@@ -122,7 +150,12 @@
     </w:p>
     <w:p>
       <w:r>
-        <w:t>This project implements a basic document scanning and image analysis system using Python and OpenCV. It demonstrates fundamental image processing concepts including:</w:t>
+        <w:t>This project implements an image restoration system designed for surveillance-style images such as streets, corridors, and parking areas. The objective is to simulate real-world noise conditions and evaluate spatial filtering techniques for restoring image quality.</w:t>
+      </w:r>
+    </w:p>
+    <w:p>
+      <w:r>
+        <w:t>The system demonstrates key digital image processing concepts including:</w:t>
       </w:r>
     </w:p>
     <w:p>
@@ -133,7 +166,15 @@
         </w:numPr>
       </w:pPr>
       <w:r>
-        <w:t>Image acquisition (file/webcam)</w:t>
+        <w:t xml:space="preserve">Noise </w:t>
+      </w:r>
+      <w:proofErr w:type="spellStart"/>
+      <w:r>
+        <w:t>modeling</w:t>
+      </w:r>
+      <w:proofErr w:type="spellEnd"/>
+      <w:r>
+        <w:t xml:space="preserve"> (Gaussian and Salt-and-Pepper noise)</w:t>
       </w:r>
     </w:p>
     <w:p>
@@ -144,7 +185,7 @@
         </w:numPr>
       </w:pPr>
       <w:r>
-        <w:t>Image resizing and grayscale conversion</w:t>
+        <w:t>Spatial filtering (Mean, Median, Gaussian)</w:t>
       </w:r>
     </w:p>
     <w:p>
@@ -155,7 +196,7 @@
         </w:numPr>
       </w:pPr>
       <w:r>
-        <w:t>Image sampling (resolution analysis)</w:t>
+        <w:t>Quantitative performance evaluation using MSE and PSNR</w:t>
       </w:r>
     </w:p>
     <w:p>
@@ -166,52 +207,12 @@
         </w:numPr>
       </w:pPr>
       <w:r>
-        <w:t>Image quantization (</w:t>
-      </w:r>
-      <w:proofErr w:type="spellStart"/>
-      <w:r>
-        <w:t>gray</w:t>
-      </w:r>
-      <w:proofErr w:type="spellEnd"/>
-      <w:r>
-        <w:t>-level reduction)</w:t>
-      </w:r>
-    </w:p>
-    <w:p>
-      <w:pPr>
-        <w:numPr>
-          <w:ilvl w:val="0"/>
-          <w:numId w:val="1"/>
-        </w:numPr>
-      </w:pPr>
-      <w:r>
-        <w:t>Visual comparison and quality observation</w:t>
-      </w:r>
-    </w:p>
-    <w:p>
-      <w:r>
-        <w:t xml:space="preserve">The system helps </w:t>
-      </w:r>
-      <w:proofErr w:type="spellStart"/>
-      <w:r>
-        <w:t>analyze</w:t>
-      </w:r>
-      <w:proofErr w:type="spellEnd"/>
-      <w:r>
-        <w:t xml:space="preserve"> how resolution and </w:t>
-      </w:r>
-      <w:proofErr w:type="spellStart"/>
-      <w:r>
-        <w:t>gray</w:t>
-      </w:r>
-      <w:proofErr w:type="spellEnd"/>
-      <w:r>
-        <w:t>-level depth affect text clarity, readability, and OCR suitability.</w:t>
-      </w:r>
-    </w:p>
-    <w:p>
-      <w:r>
-        <w:pict w14:anchorId="598298F4">
+        <w:t>Analytical comparison of restoration effectiveness</w:t>
+      </w:r>
+    </w:p>
+    <w:p>
+      <w:r>
+        <w:pict w14:anchorId="1D4F14F0">
           <v:rect id="_x0000_i1080" style="width:0;height:3pt" o:hralign="center" o:hrstd="t" o:hr="t" fillcolor="#a0a0a0" stroked="f"/>
         </w:pict>
       </w:r>
@@ -239,7 +240,7 @@
         </w:numPr>
       </w:pPr>
       <w:r>
-        <w:t>Load document images or capture using webcam</w:t>
+        <w:t>Load surveillance-style images</w:t>
       </w:r>
     </w:p>
     <w:p>
@@ -250,7 +251,7 @@
         </w:numPr>
       </w:pPr>
       <w:r>
-        <w:t>Resize images to standard resolution (512×512)</w:t>
+        <w:t>Convert images to grayscale</w:t>
       </w:r>
     </w:p>
     <w:p>
@@ -261,18 +262,7 @@
         </w:numPr>
       </w:pPr>
       <w:r>
-        <w:t>Convert images to grayscale</w:t>
-      </w:r>
-    </w:p>
-    <w:p>
-      <w:pPr>
-        <w:numPr>
-          <w:ilvl w:val="0"/>
-          <w:numId w:val="2"/>
-        </w:numPr>
-      </w:pPr>
-      <w:r>
-        <w:t>Simulate multiple sampling resolutions:</w:t>
+        <w:t>Simulate realistic noise types:</w:t>
       </w:r>
     </w:p>
     <w:p>
@@ -283,7 +273,7 @@
         </w:numPr>
       </w:pPr>
       <w:r>
-        <w:t>High (512×512)</w:t>
+        <w:t>Gaussian noise (sensor noise)</w:t>
       </w:r>
     </w:p>
     <w:p>
@@ -294,7 +284,18 @@
         </w:numPr>
       </w:pPr>
       <w:r>
-        <w:t>Medium (256×256)</w:t>
+        <w:t>Salt-and-pepper noise (transmission errors)</w:t>
+      </w:r>
+    </w:p>
+    <w:p>
+      <w:pPr>
+        <w:numPr>
+          <w:ilvl w:val="0"/>
+          <w:numId w:val="2"/>
+        </w:numPr>
+      </w:pPr>
+      <w:r>
+        <w:t>Restore images using:</w:t>
       </w:r>
     </w:p>
     <w:p>
@@ -305,26 +306,7 @@
         </w:numPr>
       </w:pPr>
       <w:r>
-        <w:t>Low (128×128)</w:t>
-      </w:r>
-    </w:p>
-    <w:p>
-      <w:pPr>
-        <w:numPr>
-          <w:ilvl w:val="0"/>
-          <w:numId w:val="2"/>
-        </w:numPr>
-      </w:pPr>
-      <w:r>
-        <w:t xml:space="preserve">Perform </w:t>
-      </w:r>
-      <w:proofErr w:type="spellStart"/>
-      <w:r>
-        <w:t>gray</w:t>
-      </w:r>
-      <w:proofErr w:type="spellEnd"/>
-      <w:r>
-        <w:t>-level quantization:</w:t>
+        <w:t>Mean filter</w:t>
       </w:r>
     </w:p>
     <w:p>
@@ -335,7 +317,7 @@
         </w:numPr>
       </w:pPr>
       <w:r>
-        <w:t>8-bit (256 levels)</w:t>
+        <w:t>Median filter</w:t>
       </w:r>
     </w:p>
     <w:p>
@@ -346,7 +328,18 @@
         </w:numPr>
       </w:pPr>
       <w:r>
-        <w:t>4-bit (16 levels)</w:t>
+        <w:t>Gaussian filter</w:t>
+      </w:r>
+    </w:p>
+    <w:p>
+      <w:pPr>
+        <w:numPr>
+          <w:ilvl w:val="0"/>
+          <w:numId w:val="2"/>
+        </w:numPr>
+      </w:pPr>
+      <w:r>
+        <w:t>Compute performance metrics:</w:t>
       </w:r>
     </w:p>
     <w:p>
@@ -357,18 +350,18 @@
         </w:numPr>
       </w:pPr>
       <w:r>
-        <w:t>2-bit (4 levels)</w:t>
-      </w:r>
-    </w:p>
-    <w:p>
-      <w:pPr>
-        <w:numPr>
-          <w:ilvl w:val="0"/>
+        <w:t>Mean Squared Error (MSE)</w:t>
+      </w:r>
+    </w:p>
+    <w:p>
+      <w:pPr>
+        <w:numPr>
+          <w:ilvl w:val="1"/>
           <w:numId w:val="2"/>
         </w:numPr>
       </w:pPr>
       <w:r>
-        <w:t>Save outputs automatically</w:t>
+        <w:t>Peak Signal-to-Noise Ratio (PSNR)</w:t>
       </w:r>
     </w:p>
     <w:p>
@@ -379,7 +372,7 @@
         </w:numPr>
       </w:pPr>
       <w:r>
-        <w:t>Generate a single comparison figure</w:t>
+        <w:t>Save all outputs automatically</w:t>
       </w:r>
     </w:p>
     <w:p>
@@ -390,13 +383,12 @@
         </w:numPr>
       </w:pPr>
       <w:r>
-        <w:t>Print analysis observations</w:t>
-      </w:r>
-    </w:p>
-    <w:p>
-      <w:r>
-        <w:lastRenderedPageBreak/>
-        <w:pict w14:anchorId="02329DB0">
+        <w:t>Console-based analytical comparison</w:t>
+      </w:r>
+    </w:p>
+    <w:p>
+      <w:r>
+        <w:pict w14:anchorId="7DE30DD4">
           <v:rect id="_x0000_i1081" style="width:0;height:3pt" o:hralign="center" o:hrstd="t" o:hr="t" fillcolor="#a0a0a0" stroked="f"/>
         </w:pict>
       </w:r>
@@ -413,6 +405,7 @@
           <w:b/>
           <w:bCs/>
         </w:rPr>
+        <w:lastRenderedPageBreak/>
         <w:t>Technologies Used</w:t>
       </w:r>
     </w:p>
@@ -457,12 +450,12 @@
         </w:numPr>
       </w:pPr>
       <w:r>
-        <w:t>Matplotlib</w:t>
-      </w:r>
-    </w:p>
-    <w:p>
-      <w:r>
-        <w:pict w14:anchorId="6AD822A1">
+        <w:t>Math Library</w:t>
+      </w:r>
+    </w:p>
+    <w:p>
+      <w:r>
+        <w:pict w14:anchorId="0A968BA2">
           <v:rect id="_x0000_i1082" style="width:0;height:3pt" o:hralign="center" o:hrstd="t" o:hr="t" fillcolor="#a0a0a0" stroked="f"/>
         </w:pict>
       </w:r>
@@ -479,7 +472,7 @@
           <w:b/>
           <w:bCs/>
         </w:rPr>
-        <w:t>Installation Instructions</w:t>
+        <w:t>Installation</w:t>
       </w:r>
     </w:p>
     <w:p>
@@ -504,13 +497,10 @@
         <w:t>numpy</w:t>
       </w:r>
       <w:proofErr w:type="spellEnd"/>
-      <w:r>
-        <w:t xml:space="preserve"> matplotlib</w:t>
-      </w:r>
-    </w:p>
-    <w:p>
-      <w:r>
-        <w:pict w14:anchorId="00B57574">
+    </w:p>
+    <w:p>
+      <w:r>
+        <w:pict w14:anchorId="4C778504">
           <v:rect id="_x0000_i1083" style="width:0;height:3pt" o:hralign="center" o:hrstd="t" o:hr="t" fillcolor="#a0a0a0" stroked="f"/>
         </w:pict>
       </w:r>
@@ -531,28 +521,84 @@
       </w:r>
     </w:p>
     <w:p>
-      <w:r>
-        <w:t xml:space="preserve">cd </w:t>
-      </w:r>
-      <w:proofErr w:type="spellStart"/>
-      <w:r>
-        <w:t>document_scanner</w:t>
-      </w:r>
-      <w:proofErr w:type="spellEnd"/>
-    </w:p>
-    <w:p>
-      <w:r>
-        <w:t>python scanner.py</w:t>
-      </w:r>
-    </w:p>
-    <w:p>
-      <w:r>
-        <w:t>Follow on-screen prompts to load image or capture from webcam.</w:t>
-      </w:r>
-    </w:p>
-    <w:p>
-      <w:r>
-        <w:pict w14:anchorId="4C678A07">
+      <w:pPr>
+        <w:numPr>
+          <w:ilvl w:val="0"/>
+          <w:numId w:val="4"/>
+        </w:numPr>
+      </w:pPr>
+      <w:r>
+        <w:t>Place surveillance-style images in the project folder.</w:t>
+      </w:r>
+    </w:p>
+    <w:p>
+      <w:r>
+        <w:t>Examples:</w:t>
+      </w:r>
+    </w:p>
+    <w:p>
+      <w:pPr>
+        <w:numPr>
+          <w:ilvl w:val="0"/>
+          <w:numId w:val="5"/>
+        </w:numPr>
+      </w:pPr>
+      <w:r>
+        <w:t>street.jpg</w:t>
+      </w:r>
+    </w:p>
+    <w:p>
+      <w:pPr>
+        <w:numPr>
+          <w:ilvl w:val="0"/>
+          <w:numId w:val="5"/>
+        </w:numPr>
+      </w:pPr>
+      <w:r>
+        <w:t>parking.jpg</w:t>
+      </w:r>
+    </w:p>
+    <w:p>
+      <w:pPr>
+        <w:numPr>
+          <w:ilvl w:val="0"/>
+          <w:numId w:val="5"/>
+        </w:numPr>
+      </w:pPr>
+      <w:r>
+        <w:t>corridor.jpg</w:t>
+      </w:r>
+    </w:p>
+    <w:p>
+      <w:pPr>
+        <w:numPr>
+          <w:ilvl w:val="0"/>
+          <w:numId w:val="6"/>
+        </w:numPr>
+      </w:pPr>
+      <w:r>
+        <w:t>Run the script:</w:t>
+      </w:r>
+    </w:p>
+    <w:p>
+      <w:r>
+        <w:t>python restoration.py</w:t>
+      </w:r>
+    </w:p>
+    <w:p>
+      <w:pPr>
+        <w:numPr>
+          <w:ilvl w:val="0"/>
+          <w:numId w:val="7"/>
+        </w:numPr>
+      </w:pPr>
+      <w:r>
+        <w:t>Enter image path when prompted.</w:t>
+      </w:r>
+    </w:p>
+    <w:p>
+      <w:r>
+        <w:pict w14:anchorId="2036C904">
           <v:rect id="_x0000_i1084" style="width:0;height:3pt" o:hralign="center" o:hrstd="t" o:hr="t" fillcolor="#a0a0a0" stroked="f"/>
         </w:pict>
       </w:r>
@@ -574,67 +620,117 @@
     </w:p>
     <w:p>
       <w:r>
-        <w:t>The program generates an outputs/ folder containing:</w:t>
-      </w:r>
-    </w:p>
-    <w:p>
-      <w:pPr>
-        <w:numPr>
-          <w:ilvl w:val="0"/>
-          <w:numId w:val="4"/>
-        </w:numPr>
-      </w:pPr>
-      <w:r>
-        <w:t>Original image</w:t>
-      </w:r>
-    </w:p>
-    <w:p>
-      <w:pPr>
-        <w:numPr>
-          <w:ilvl w:val="0"/>
-          <w:numId w:val="4"/>
-        </w:numPr>
-      </w:pPr>
-      <w:r>
-        <w:t>Grayscale image</w:t>
-      </w:r>
-    </w:p>
-    <w:p>
-      <w:pPr>
-        <w:numPr>
-          <w:ilvl w:val="0"/>
-          <w:numId w:val="4"/>
-        </w:numPr>
-      </w:pPr>
-      <w:r>
-        <w:t>Sampled images (512, 256, 128)</w:t>
-      </w:r>
-    </w:p>
-    <w:p>
-      <w:pPr>
-        <w:numPr>
-          <w:ilvl w:val="0"/>
-          <w:numId w:val="4"/>
-        </w:numPr>
-      </w:pPr>
-      <w:r>
-        <w:t>Quantized images (8-bit, 4-bit, 2-bit)</w:t>
-      </w:r>
-    </w:p>
-    <w:p>
-      <w:pPr>
-        <w:numPr>
-          <w:ilvl w:val="0"/>
-          <w:numId w:val="4"/>
-        </w:numPr>
-      </w:pPr>
-      <w:r>
-        <w:t>Comparison figure</w:t>
-      </w:r>
-    </w:p>
-    <w:p>
-      <w:r>
-        <w:pict w14:anchorId="3B2712CC">
+        <w:t>An outputs/ folder is generated containing:</w:t>
+      </w:r>
+    </w:p>
+    <w:p>
+      <w:pPr>
+        <w:numPr>
+          <w:ilvl w:val="0"/>
+          <w:numId w:val="8"/>
+        </w:numPr>
+      </w:pPr>
+      <w:r>
+        <w:t>Original grayscale image</w:t>
+      </w:r>
+    </w:p>
+    <w:p>
+      <w:pPr>
+        <w:numPr>
+          <w:ilvl w:val="0"/>
+          <w:numId w:val="8"/>
+        </w:numPr>
+      </w:pPr>
+      <w:r>
+        <w:t>Gaussian noisy image</w:t>
+      </w:r>
+    </w:p>
+    <w:p>
+      <w:pPr>
+        <w:numPr>
+          <w:ilvl w:val="0"/>
+          <w:numId w:val="8"/>
+        </w:numPr>
+      </w:pPr>
+      <w:r>
+        <w:t>Salt-and-pepper noisy image</w:t>
+      </w:r>
+    </w:p>
+    <w:p>
+      <w:pPr>
+        <w:numPr>
+          <w:ilvl w:val="0"/>
+          <w:numId w:val="8"/>
+        </w:numPr>
+      </w:pPr>
+      <w:r>
+        <w:t>Restored images using Mean filter</w:t>
+      </w:r>
+    </w:p>
+    <w:p>
+      <w:pPr>
+        <w:numPr>
+          <w:ilvl w:val="0"/>
+          <w:numId w:val="8"/>
+        </w:numPr>
+      </w:pPr>
+      <w:r>
+        <w:t>Restored images using Median filter</w:t>
+      </w:r>
+    </w:p>
+    <w:p>
+      <w:pPr>
+        <w:numPr>
+          <w:ilvl w:val="0"/>
+          <w:numId w:val="8"/>
+        </w:numPr>
+      </w:pPr>
+      <w:r>
+        <w:t>Restored images using Gaussian filter</w:t>
+      </w:r>
+    </w:p>
+    <w:p>
+      <w:r>
+        <w:t>Console output displays:</w:t>
+      </w:r>
+    </w:p>
+    <w:p>
+      <w:pPr>
+        <w:numPr>
+          <w:ilvl w:val="0"/>
+          <w:numId w:val="9"/>
+        </w:numPr>
+      </w:pPr>
+      <w:r>
+        <w:t>Mean Squared Error (MSE)</w:t>
+      </w:r>
+    </w:p>
+    <w:p>
+      <w:pPr>
+        <w:numPr>
+          <w:ilvl w:val="0"/>
+          <w:numId w:val="9"/>
+        </w:numPr>
+      </w:pPr>
+      <w:r>
+        <w:t>Peak Signal-to-Noise Ratio (PSNR)</w:t>
+      </w:r>
+    </w:p>
+    <w:p>
+      <w:pPr>
+        <w:numPr>
+          <w:ilvl w:val="0"/>
+          <w:numId w:val="9"/>
+        </w:numPr>
+      </w:pPr>
+      <w:r>
+        <w:lastRenderedPageBreak/>
+        <w:t>Filter performance comparison</w:t>
+      </w:r>
+    </w:p>
+    <w:p>
+      <w:r>
+        <w:pict w14:anchorId="70CA5AC5">
           <v:rect id="_x0000_i1085" style="width:0;height:3pt" o:hralign="center" o:hrstd="t" o:hr="t" fillcolor="#a0a0a0" stroked="f"/>
         </w:pict>
       </w:r>
@@ -658,68 +754,60 @@
       <w:pPr>
         <w:numPr>
           <w:ilvl w:val="0"/>
-          <w:numId w:val="5"/>
-        </w:numPr>
-      </w:pPr>
-      <w:r>
-        <w:t>Lower resolution removes fine text details.</w:t>
-      </w:r>
-    </w:p>
-    <w:p>
-      <w:pPr>
-        <w:numPr>
-          <w:ilvl w:val="0"/>
-          <w:numId w:val="5"/>
-        </w:numPr>
-      </w:pPr>
-      <w:r>
-        <w:t>Readability decreases significantly at 128×128.</w:t>
-      </w:r>
-    </w:p>
-    <w:p>
-      <w:pPr>
-        <w:numPr>
-          <w:ilvl w:val="0"/>
-          <w:numId w:val="5"/>
-        </w:numPr>
-      </w:pPr>
-      <w:r>
-        <w:t xml:space="preserve">Lower </w:t>
-      </w:r>
-      <w:proofErr w:type="spellStart"/>
-      <w:r>
-        <w:t>gray</w:t>
-      </w:r>
-      <w:proofErr w:type="spellEnd"/>
-      <w:r>
-        <w:t xml:space="preserve"> levels introduce banding artifacts.</w:t>
-      </w:r>
-    </w:p>
-    <w:p>
-      <w:pPr>
-        <w:numPr>
-          <w:ilvl w:val="0"/>
-          <w:numId w:val="5"/>
-        </w:numPr>
-      </w:pPr>
-      <w:r>
-        <w:t>High resolution + 8-bit quantization best suited for OCR.</w:t>
-      </w:r>
-    </w:p>
-    <w:p>
-      <w:pPr>
-        <w:numPr>
-          <w:ilvl w:val="0"/>
-          <w:numId w:val="5"/>
-        </w:numPr>
-      </w:pPr>
-      <w:r>
-        <w:t>Low resolution or 2-bit images unsuitable for recognition.</w:t>
-      </w:r>
-    </w:p>
-    <w:p>
-      <w:r>
-        <w:pict w14:anchorId="650902C2">
+          <w:numId w:val="10"/>
+        </w:numPr>
+      </w:pPr>
+      <w:r>
+        <w:t>Gaussian noise spreads across pixels and is best reduced using Gaussian filtering.</w:t>
+      </w:r>
+    </w:p>
+    <w:p>
+      <w:pPr>
+        <w:numPr>
+          <w:ilvl w:val="0"/>
+          <w:numId w:val="10"/>
+        </w:numPr>
+      </w:pPr>
+      <w:r>
+        <w:t>Salt-and-pepper noise introduces impulse spikes and is effectively removed using median filtering.</w:t>
+      </w:r>
+    </w:p>
+    <w:p>
+      <w:pPr>
+        <w:numPr>
+          <w:ilvl w:val="0"/>
+          <w:numId w:val="10"/>
+        </w:numPr>
+      </w:pPr>
+      <w:r>
+        <w:t>Mean filtering reduces noise but causes edge blurring.</w:t>
+      </w:r>
+    </w:p>
+    <w:p>
+      <w:pPr>
+        <w:numPr>
+          <w:ilvl w:val="0"/>
+          <w:numId w:val="10"/>
+        </w:numPr>
+      </w:pPr>
+      <w:r>
+        <w:t>Median filtering preserves edges better.</w:t>
+      </w:r>
+    </w:p>
+    <w:p>
+      <w:pPr>
+        <w:numPr>
+          <w:ilvl w:val="0"/>
+          <w:numId w:val="10"/>
+        </w:numPr>
+      </w:pPr>
+      <w:r>
+        <w:t>PSNR values confirm theoretical expectations of filter performance.</w:t>
+      </w:r>
+    </w:p>
+    <w:p>
+      <w:r>
+        <w:pict w14:anchorId="1E0919E0">
           <v:rect id="_x0000_i1086" style="width:0;height:3pt" o:hralign="center" o:hrstd="t" o:hr="t" fillcolor="#a0a0a0" stroked="f"/>
         </w:pict>
       </w:r>
@@ -736,24 +824,23 @@
           <w:b/>
           <w:bCs/>
         </w:rPr>
-        <w:lastRenderedPageBreak/>
         <w:t>References</w:t>
       </w:r>
     </w:p>
     <w:p>
       <w:r>
-        <w:t>The following public tutorials and documentation were used for guidance:</w:t>
-      </w:r>
-    </w:p>
-    <w:p>
-      <w:pPr>
-        <w:numPr>
-          <w:ilvl w:val="0"/>
-          <w:numId w:val="6"/>
-        </w:numPr>
-      </w:pPr>
-      <w:r>
-        <w:t>OpenCV Documentation — Image Processing </w:t>
+        <w:t>The following public documentation and tutorials were used for conceptual guidance:</w:t>
+      </w:r>
+    </w:p>
+    <w:p>
+      <w:pPr>
+        <w:numPr>
+          <w:ilvl w:val="0"/>
+          <w:numId w:val="11"/>
+        </w:numPr>
+      </w:pPr>
+      <w:r>
+        <w:t>OpenCV Documentation </w:t>
       </w:r>
       <w:hyperlink r:id="rId5" w:history="1">
         <w:r>
@@ -768,7 +855,7 @@
       <w:pPr>
         <w:numPr>
           <w:ilvl w:val="0"/>
-          <w:numId w:val="6"/>
+          <w:numId w:val="11"/>
         </w:numPr>
       </w:pPr>
       <w:r>
@@ -787,7 +874,7 @@
       <w:pPr>
         <w:numPr>
           <w:ilvl w:val="0"/>
-          <w:numId w:val="6"/>
+          <w:numId w:val="11"/>
         </w:numPr>
       </w:pPr>
       <w:r>
@@ -806,35 +893,16 @@
       <w:pPr>
         <w:numPr>
           <w:ilvl w:val="0"/>
-          <w:numId w:val="6"/>
-        </w:numPr>
-      </w:pPr>
-      <w:r>
-        <w:t>Matplotlib Documentation </w:t>
-      </w:r>
-      <w:hyperlink r:id="rId8" w:history="1">
-        <w:r>
-          <w:rPr>
-            <w:rStyle w:val="Hyperlink"/>
-          </w:rPr>
-          <w:t>https://matplotlib.org/stable/contents.html</w:t>
-        </w:r>
-      </w:hyperlink>
-    </w:p>
-    <w:p>
-      <w:pPr>
-        <w:numPr>
-          <w:ilvl w:val="0"/>
-          <w:numId w:val="6"/>
-        </w:numPr>
-      </w:pPr>
-      <w:r>
-        <w:t>Gonzalez &amp; Woods — Digital Image Processing (Concept Reference)</w:t>
-      </w:r>
-    </w:p>
-    <w:p>
-      <w:r>
-        <w:pict w14:anchorId="25BBC6D6">
+          <w:numId w:val="11"/>
+        </w:numPr>
+      </w:pPr>
+      <w:r>
+        <w:t>Digital Image Processing — Gonzalez &amp; Woods (Concept Reference)</w:t>
+      </w:r>
+    </w:p>
+    <w:p>
+      <w:r>
+        <w:pict w14:anchorId="5E3265D6">
           <v:rect id="_x0000_i1087" style="width:0;height:3pt" o:hralign="center" o:hrstd="t" o:hr="t" fillcolor="#a0a0a0" stroked="f"/>
         </w:pict>
       </w:r>
@@ -856,7 +924,7 @@
     </w:p>
     <w:p>
       <w:r>
-        <w:t>This project was implemented independently for academic submission. Public documentation and tutorials were consulted only for conceptual understanding and are properly cited above.</w:t>
+        <w:t>This assignment was implemented independently for academic submission. External resources were used only for conceptual understanding and are properly cited above.</w:t>
       </w:r>
     </w:p>
     <w:p/>
@@ -873,13 +941,13 @@
 <file path=word/numbering.xml><?xml version="1.0" encoding="utf-8"?>
 <w:numbering xmlns:wpc="http://schemas.microsoft.com/office/word/2010/wordprocessingCanvas" xmlns:cx="http://schemas.microsoft.com/office/drawing/2014/chartex" xmlns:cx1="http://schemas.microsoft.com/office/drawing/2015/9/8/chartex" xmlns:cx2="http://schemas.microsoft.com/office/drawing/2015/10/21/chartex" xmlns:cx3="http://schemas.microsoft.com/office/drawing/2016/5/9/chartex" xmlns:cx4="http://schemas.microsoft.com/office/drawing/2016/5/10/chartex" xmlns:cx5="http://schemas.microsoft.com/office/drawing/2016/5/11/chartex" xmlns:cx6="http://schemas.microsoft.com/office/drawing/2016/5/12/chartex" xmlns:cx7="http://schemas.microsoft.com/office/drawing/2016/5/13/chartex" xmlns:cx8="http://schemas.microsoft.com/office/drawing/2016/5/14/chartex" xmlns:mc="http://schemas.openxmlformats.org/markup-compatibility/2006" xmlns:aink="http://schemas.microsoft.com/office/drawing/2016/ink" xmlns:am3d="http://schemas.microsoft.com/office/drawing/2017/model3d" xmlns:o="urn:schemas-microsoft-com:office:office" xmlns:oel="http://schemas.microsoft.com/office/2019/extlst" xmlns:r="http://schemas.openxmlformats.org/officeDocument/2006/relationships" xmlns:m="http://schemas.openxmlformats.org/officeDocument/2006/math" xmlns:v="urn:schemas-microsoft-com:vml" xmlns:wp14="http://schemas.microsoft.com/office/word/2010/wordprocessingDrawing" xmlns:wp="http://schemas.openxmlformats.org/drawingml/2006/wordprocessingDrawing" xmlns:w10="urn:schemas-microsoft-com:office:word" xmlns:w="http://schemas.openxmlformats.org/wordprocessingml/2006/main" xmlns:w14="http://schemas.microsoft.com/office/word/2010/wordml" xmlns:w15="http://schemas.microsoft.com/office/word/2012/wordml" xmlns:w16cex="http://schemas.microsoft.com/office/word/2018/wordml/cex" xmlns:w16cid="http://schemas.microsoft.com/office/word/2016/wordml/cid" xmlns:w16="http://schemas.microsoft.com/office/word/2018/wordml" xmlns:w16du="http://schemas.microsoft.com/office/word/2023/wordml/word16du" xmlns:w16sdtdh="http://schemas.microsoft.com/office/word/2020/wordml/sdtdatahash" xmlns:w16sdtfl="http://schemas.microsoft.com/office/word/2024/wordml/sdtformatlock" xmlns:w16se="http://schemas.microsoft.com/office/word/2015/wordml/symex" xmlns:wpg="http://schemas.microsoft.com/office/word/2010/wordprocessingGroup" xmlns:wpi="http://schemas.microsoft.com/office/word/2010/wordprocessingInk" xmlns:wne="http://schemas.microsoft.com/office/word/2006/wordml" xmlns:wps="http://schemas.microsoft.com/office/word/2010/wordprocessingShape" mc:Ignorable="w14 w15 w16se w16cid w16 w16cex w16sdtdh w16sdtfl w16du wp14">
   <w:abstractNum w:abstractNumId="0" w15:restartNumberingAfterBreak="0">
-    <w:nsid w:val="03B5786F"/>
+    <w:nsid w:val="06830EF6"/>
     <w:multiLevelType w:val="multilevel"/>
-    <w:tmpl w:val="2BEA1356"/>
+    <w:tmpl w:val="270A2052"/>
     <w:lvl w:ilvl="0">
-      <w:start w:val="1"/>
-      <w:numFmt w:val="bullet"/>
-      <w:lvlText w:val=""/>
+      <w:start w:val="2"/>
+      <w:numFmt w:val="decimal"/>
+      <w:lvlText w:val="%1."/>
       <w:lvlJc w:val="left"/>
       <w:pPr>
         <w:tabs>
@@ -887,15 +955,11 @@
         </w:tabs>
         <w:ind w:left="720" w:hanging="360"/>
       </w:pPr>
-      <w:rPr>
-        <w:rFonts w:ascii="Symbol" w:hAnsi="Symbol" w:hint="default"/>
-        <w:sz w:val="20"/>
-      </w:rPr>
     </w:lvl>
     <w:lvl w:ilvl="1" w:tentative="1">
       <w:start w:val="1"/>
-      <w:numFmt w:val="bullet"/>
-      <w:lvlText w:val="o"/>
+      <w:numFmt w:val="decimal"/>
+      <w:lvlText w:val="%2."/>
       <w:lvlJc w:val="left"/>
       <w:pPr>
         <w:tabs>
@@ -903,15 +967,11 @@
         </w:tabs>
         <w:ind w:left="1440" w:hanging="360"/>
       </w:pPr>
-      <w:rPr>
-        <w:rFonts w:ascii="Courier New" w:hAnsi="Courier New" w:hint="default"/>
-        <w:sz w:val="20"/>
-      </w:rPr>
     </w:lvl>
     <w:lvl w:ilvl="2" w:tentative="1">
       <w:start w:val="1"/>
-      <w:numFmt w:val="bullet"/>
-      <w:lvlText w:val=""/>
+      <w:numFmt w:val="decimal"/>
+      <w:lvlText w:val="%3."/>
       <w:lvlJc w:val="left"/>
       <w:pPr>
         <w:tabs>
@@ -919,15 +979,11 @@
         </w:tabs>
         <w:ind w:left="2160" w:hanging="360"/>
       </w:pPr>
-      <w:rPr>
-        <w:rFonts w:ascii="Wingdings" w:hAnsi="Wingdings" w:hint="default"/>
-        <w:sz w:val="20"/>
-      </w:rPr>
     </w:lvl>
     <w:lvl w:ilvl="3" w:tentative="1">
       <w:start w:val="1"/>
-      <w:numFmt w:val="bullet"/>
-      <w:lvlText w:val=""/>
+      <w:numFmt w:val="decimal"/>
+      <w:lvlText w:val="%4."/>
       <w:lvlJc w:val="left"/>
       <w:pPr>
         <w:tabs>
@@ -935,15 +991,11 @@
         </w:tabs>
         <w:ind w:left="2880" w:hanging="360"/>
       </w:pPr>
-      <w:rPr>
-        <w:rFonts w:ascii="Wingdings" w:hAnsi="Wingdings" w:hint="default"/>
-        <w:sz w:val="20"/>
-      </w:rPr>
     </w:lvl>
     <w:lvl w:ilvl="4" w:tentative="1">
       <w:start w:val="1"/>
-      <w:numFmt w:val="bullet"/>
-      <w:lvlText w:val=""/>
+      <w:numFmt w:val="decimal"/>
+      <w:lvlText w:val="%5."/>
       <w:lvlJc w:val="left"/>
       <w:pPr>
         <w:tabs>
@@ -951,15 +1003,11 @@
         </w:tabs>
         <w:ind w:left="3600" w:hanging="360"/>
       </w:pPr>
-      <w:rPr>
-        <w:rFonts w:ascii="Wingdings" w:hAnsi="Wingdings" w:hint="default"/>
-        <w:sz w:val="20"/>
-      </w:rPr>
     </w:lvl>
     <w:lvl w:ilvl="5" w:tentative="1">
       <w:start w:val="1"/>
-      <w:numFmt w:val="bullet"/>
-      <w:lvlText w:val=""/>
+      <w:numFmt w:val="decimal"/>
+      <w:lvlText w:val="%6."/>
       <w:lvlJc w:val="left"/>
       <w:pPr>
         <w:tabs>
@@ -967,15 +1015,11 @@
         </w:tabs>
         <w:ind w:left="4320" w:hanging="360"/>
       </w:pPr>
-      <w:rPr>
-        <w:rFonts w:ascii="Wingdings" w:hAnsi="Wingdings" w:hint="default"/>
-        <w:sz w:val="20"/>
-      </w:rPr>
     </w:lvl>
     <w:lvl w:ilvl="6" w:tentative="1">
       <w:start w:val="1"/>
-      <w:numFmt w:val="bullet"/>
-      <w:lvlText w:val=""/>
+      <w:numFmt w:val="decimal"/>
+      <w:lvlText w:val="%7."/>
       <w:lvlJc w:val="left"/>
       <w:pPr>
         <w:tabs>
@@ -983,15 +1027,11 @@
         </w:tabs>
         <w:ind w:left="5040" w:hanging="360"/>
       </w:pPr>
-      <w:rPr>
-        <w:rFonts w:ascii="Wingdings" w:hAnsi="Wingdings" w:hint="default"/>
-        <w:sz w:val="20"/>
-      </w:rPr>
     </w:lvl>
     <w:lvl w:ilvl="7" w:tentative="1">
       <w:start w:val="1"/>
-      <w:numFmt w:val="bullet"/>
-      <w:lvlText w:val=""/>
+      <w:numFmt w:val="decimal"/>
+      <w:lvlText w:val="%8."/>
       <w:lvlJc w:val="left"/>
       <w:pPr>
         <w:tabs>
@@ -999,15 +1039,11 @@
         </w:tabs>
         <w:ind w:left="5760" w:hanging="360"/>
       </w:pPr>
-      <w:rPr>
-        <w:rFonts w:ascii="Wingdings" w:hAnsi="Wingdings" w:hint="default"/>
-        <w:sz w:val="20"/>
-      </w:rPr>
     </w:lvl>
     <w:lvl w:ilvl="8" w:tentative="1">
       <w:start w:val="1"/>
-      <w:numFmt w:val="bullet"/>
-      <w:lvlText w:val=""/>
+      <w:numFmt w:val="decimal"/>
+      <w:lvlText w:val="%9."/>
       <w:lvlJc w:val="left"/>
       <w:pPr>
         <w:tabs>
@@ -1015,16 +1051,12 @@
         </w:tabs>
         <w:ind w:left="6480" w:hanging="360"/>
       </w:pPr>
-      <w:rPr>
-        <w:rFonts w:ascii="Wingdings" w:hAnsi="Wingdings" w:hint="default"/>
-        <w:sz w:val="20"/>
-      </w:rPr>
     </w:lvl>
   </w:abstractNum>
   <w:abstractNum w:abstractNumId="1" w15:restartNumberingAfterBreak="0">
-    <w:nsid w:val="49E93909"/>
+    <w:nsid w:val="11AE683D"/>
     <w:multiLevelType w:val="multilevel"/>
-    <w:tmpl w:val="8D4E83FC"/>
+    <w:tmpl w:val="4E2E9AC8"/>
     <w:lvl w:ilvl="0">
       <w:start w:val="1"/>
       <w:numFmt w:val="bullet"/>
@@ -1171,9 +1203,9 @@
     </w:lvl>
   </w:abstractNum>
   <w:abstractNum w:abstractNumId="2" w15:restartNumberingAfterBreak="0">
-    <w:nsid w:val="504947B9"/>
+    <w:nsid w:val="165319B5"/>
     <w:multiLevelType w:val="multilevel"/>
-    <w:tmpl w:val="753CFE4C"/>
+    <w:tmpl w:val="EE6898F4"/>
     <w:lvl w:ilvl="0">
       <w:start w:val="1"/>
       <w:numFmt w:val="bullet"/>
@@ -1320,9 +1352,307 @@
     </w:lvl>
   </w:abstractNum>
   <w:abstractNum w:abstractNumId="3" w15:restartNumberingAfterBreak="0">
-    <w:nsid w:val="6B056F8E"/>
+    <w:nsid w:val="17624FCE"/>
     <w:multiLevelType w:val="multilevel"/>
-    <w:tmpl w:val="C1D24EB6"/>
+    <w:tmpl w:val="AC863304"/>
+    <w:lvl w:ilvl="0">
+      <w:start w:val="1"/>
+      <w:numFmt w:val="bullet"/>
+      <w:lvlText w:val=""/>
+      <w:lvlJc w:val="left"/>
+      <w:pPr>
+        <w:tabs>
+          <w:tab w:val="num" w:pos="720"/>
+        </w:tabs>
+        <w:ind w:left="720" w:hanging="360"/>
+      </w:pPr>
+      <w:rPr>
+        <w:rFonts w:ascii="Symbol" w:hAnsi="Symbol" w:hint="default"/>
+        <w:sz w:val="20"/>
+      </w:rPr>
+    </w:lvl>
+    <w:lvl w:ilvl="1">
+      <w:start w:val="1"/>
+      <w:numFmt w:val="bullet"/>
+      <w:lvlText w:val="o"/>
+      <w:lvlJc w:val="left"/>
+      <w:pPr>
+        <w:tabs>
+          <w:tab w:val="num" w:pos="1440"/>
+        </w:tabs>
+        <w:ind w:left="1440" w:hanging="360"/>
+      </w:pPr>
+      <w:rPr>
+        <w:rFonts w:ascii="Courier New" w:hAnsi="Courier New" w:hint="default"/>
+        <w:sz w:val="20"/>
+      </w:rPr>
+    </w:lvl>
+    <w:lvl w:ilvl="2" w:tentative="1">
+      <w:start w:val="1"/>
+      <w:numFmt w:val="bullet"/>
+      <w:lvlText w:val=""/>
+      <w:lvlJc w:val="left"/>
+      <w:pPr>
+        <w:tabs>
+          <w:tab w:val="num" w:pos="2160"/>
+        </w:tabs>
+        <w:ind w:left="2160" w:hanging="360"/>
+      </w:pPr>
+      <w:rPr>
+        <w:rFonts w:ascii="Wingdings" w:hAnsi="Wingdings" w:hint="default"/>
+        <w:sz w:val="20"/>
+      </w:rPr>
+    </w:lvl>
+    <w:lvl w:ilvl="3" w:tentative="1">
+      <w:start w:val="1"/>
+      <w:numFmt w:val="bullet"/>
+      <w:lvlText w:val=""/>
+      <w:lvlJc w:val="left"/>
+      <w:pPr>
+        <w:tabs>
+          <w:tab w:val="num" w:pos="2880"/>
+        </w:tabs>
+        <w:ind w:left="2880" w:hanging="360"/>
+      </w:pPr>
+      <w:rPr>
+        <w:rFonts w:ascii="Wingdings" w:hAnsi="Wingdings" w:hint="default"/>
+        <w:sz w:val="20"/>
+      </w:rPr>
+    </w:lvl>
+    <w:lvl w:ilvl="4" w:tentative="1">
+      <w:start w:val="1"/>
+      <w:numFmt w:val="bullet"/>
+      <w:lvlText w:val=""/>
+      <w:lvlJc w:val="left"/>
+      <w:pPr>
+        <w:tabs>
+          <w:tab w:val="num" w:pos="3600"/>
+        </w:tabs>
+        <w:ind w:left="3600" w:hanging="360"/>
+      </w:pPr>
+      <w:rPr>
+        <w:rFonts w:ascii="Wingdings" w:hAnsi="Wingdings" w:hint="default"/>
+        <w:sz w:val="20"/>
+      </w:rPr>
+    </w:lvl>
+    <w:lvl w:ilvl="5" w:tentative="1">
+      <w:start w:val="1"/>
+      <w:numFmt w:val="bullet"/>
+      <w:lvlText w:val=""/>
+      <w:lvlJc w:val="left"/>
+      <w:pPr>
+        <w:tabs>
+          <w:tab w:val="num" w:pos="4320"/>
+        </w:tabs>
+        <w:ind w:left="4320" w:hanging="360"/>
+      </w:pPr>
+      <w:rPr>
+        <w:rFonts w:ascii="Wingdings" w:hAnsi="Wingdings" w:hint="default"/>
+        <w:sz w:val="20"/>
+      </w:rPr>
+    </w:lvl>
+    <w:lvl w:ilvl="6" w:tentative="1">
+      <w:start w:val="1"/>
+      <w:numFmt w:val="bullet"/>
+      <w:lvlText w:val=""/>
+      <w:lvlJc w:val="left"/>
+      <w:pPr>
+        <w:tabs>
+          <w:tab w:val="num" w:pos="5040"/>
+        </w:tabs>
+        <w:ind w:left="5040" w:hanging="360"/>
+      </w:pPr>
+      <w:rPr>
+        <w:rFonts w:ascii="Wingdings" w:hAnsi="Wingdings" w:hint="default"/>
+        <w:sz w:val="20"/>
+      </w:rPr>
+    </w:lvl>
+    <w:lvl w:ilvl="7" w:tentative="1">
+      <w:start w:val="1"/>
+      <w:numFmt w:val="bullet"/>
+      <w:lvlText w:val=""/>
+      <w:lvlJc w:val="left"/>
+      <w:pPr>
+        <w:tabs>
+          <w:tab w:val="num" w:pos="5760"/>
+        </w:tabs>
+        <w:ind w:left="5760" w:hanging="360"/>
+      </w:pPr>
+      <w:rPr>
+        <w:rFonts w:ascii="Wingdings" w:hAnsi="Wingdings" w:hint="default"/>
+        <w:sz w:val="20"/>
+      </w:rPr>
+    </w:lvl>
+    <w:lvl w:ilvl="8" w:tentative="1">
+      <w:start w:val="1"/>
+      <w:numFmt w:val="bullet"/>
+      <w:lvlText w:val=""/>
+      <w:lvlJc w:val="left"/>
+      <w:pPr>
+        <w:tabs>
+          <w:tab w:val="num" w:pos="6480"/>
+        </w:tabs>
+        <w:ind w:left="6480" w:hanging="360"/>
+      </w:pPr>
+      <w:rPr>
+        <w:rFonts w:ascii="Wingdings" w:hAnsi="Wingdings" w:hint="default"/>
+        <w:sz w:val="20"/>
+      </w:rPr>
+    </w:lvl>
+  </w:abstractNum>
+  <w:abstractNum w:abstractNumId="4" w15:restartNumberingAfterBreak="0">
+    <w:nsid w:val="1BB0691D"/>
+    <w:multiLevelType w:val="multilevel"/>
+    <w:tmpl w:val="B75849B2"/>
+    <w:lvl w:ilvl="0">
+      <w:start w:val="1"/>
+      <w:numFmt w:val="bullet"/>
+      <w:lvlText w:val=""/>
+      <w:lvlJc w:val="left"/>
+      <w:pPr>
+        <w:tabs>
+          <w:tab w:val="num" w:pos="720"/>
+        </w:tabs>
+        <w:ind w:left="720" w:hanging="360"/>
+      </w:pPr>
+      <w:rPr>
+        <w:rFonts w:ascii="Symbol" w:hAnsi="Symbol" w:hint="default"/>
+        <w:sz w:val="20"/>
+      </w:rPr>
+    </w:lvl>
+    <w:lvl w:ilvl="1" w:tentative="1">
+      <w:start w:val="1"/>
+      <w:numFmt w:val="bullet"/>
+      <w:lvlText w:val="o"/>
+      <w:lvlJc w:val="left"/>
+      <w:pPr>
+        <w:tabs>
+          <w:tab w:val="num" w:pos="1440"/>
+        </w:tabs>
+        <w:ind w:left="1440" w:hanging="360"/>
+      </w:pPr>
+      <w:rPr>
+        <w:rFonts w:ascii="Courier New" w:hAnsi="Courier New" w:hint="default"/>
+        <w:sz w:val="20"/>
+      </w:rPr>
+    </w:lvl>
+    <w:lvl w:ilvl="2" w:tentative="1">
+      <w:start w:val="1"/>
+      <w:numFmt w:val="bullet"/>
+      <w:lvlText w:val=""/>
+      <w:lvlJc w:val="left"/>
+      <w:pPr>
+        <w:tabs>
+          <w:tab w:val="num" w:pos="2160"/>
+        </w:tabs>
+        <w:ind w:left="2160" w:hanging="360"/>
+      </w:pPr>
+      <w:rPr>
+        <w:rFonts w:ascii="Wingdings" w:hAnsi="Wingdings" w:hint="default"/>
+        <w:sz w:val="20"/>
+      </w:rPr>
+    </w:lvl>
+    <w:lvl w:ilvl="3" w:tentative="1">
+      <w:start w:val="1"/>
+      <w:numFmt w:val="bullet"/>
+      <w:lvlText w:val=""/>
+      <w:lvlJc w:val="left"/>
+      <w:pPr>
+        <w:tabs>
+          <w:tab w:val="num" w:pos="2880"/>
+        </w:tabs>
+        <w:ind w:left="2880" w:hanging="360"/>
+      </w:pPr>
+      <w:rPr>
+        <w:rFonts w:ascii="Wingdings" w:hAnsi="Wingdings" w:hint="default"/>
+        <w:sz w:val="20"/>
+      </w:rPr>
+    </w:lvl>
+    <w:lvl w:ilvl="4" w:tentative="1">
+      <w:start w:val="1"/>
+      <w:numFmt w:val="bullet"/>
+      <w:lvlText w:val=""/>
+      <w:lvlJc w:val="left"/>
+      <w:pPr>
+        <w:tabs>
+          <w:tab w:val="num" w:pos="3600"/>
+        </w:tabs>
+        <w:ind w:left="3600" w:hanging="360"/>
+      </w:pPr>
+      <w:rPr>
+        <w:rFonts w:ascii="Wingdings" w:hAnsi="Wingdings" w:hint="default"/>
+        <w:sz w:val="20"/>
+      </w:rPr>
+    </w:lvl>
+    <w:lvl w:ilvl="5" w:tentative="1">
+      <w:start w:val="1"/>
+      <w:numFmt w:val="bullet"/>
+      <w:lvlText w:val=""/>
+      <w:lvlJc w:val="left"/>
+      <w:pPr>
+        <w:tabs>
+          <w:tab w:val="num" w:pos="4320"/>
+        </w:tabs>
+        <w:ind w:left="4320" w:hanging="360"/>
+      </w:pPr>
+      <w:rPr>
+        <w:rFonts w:ascii="Wingdings" w:hAnsi="Wingdings" w:hint="default"/>
+        <w:sz w:val="20"/>
+      </w:rPr>
+    </w:lvl>
+    <w:lvl w:ilvl="6" w:tentative="1">
+      <w:start w:val="1"/>
+      <w:numFmt w:val="bullet"/>
+      <w:lvlText w:val=""/>
+      <w:lvlJc w:val="left"/>
+      <w:pPr>
+        <w:tabs>
+          <w:tab w:val="num" w:pos="5040"/>
+        </w:tabs>
+        <w:ind w:left="5040" w:hanging="360"/>
+      </w:pPr>
+      <w:rPr>
+        <w:rFonts w:ascii="Wingdings" w:hAnsi="Wingdings" w:hint="default"/>
+        <w:sz w:val="20"/>
+      </w:rPr>
+    </w:lvl>
+    <w:lvl w:ilvl="7" w:tentative="1">
+      <w:start w:val="1"/>
+      <w:numFmt w:val="bullet"/>
+      <w:lvlText w:val=""/>
+      <w:lvlJc w:val="left"/>
+      <w:pPr>
+        <w:tabs>
+          <w:tab w:val="num" w:pos="5760"/>
+        </w:tabs>
+        <w:ind w:left="5760" w:hanging="360"/>
+      </w:pPr>
+      <w:rPr>
+        <w:rFonts w:ascii="Wingdings" w:hAnsi="Wingdings" w:hint="default"/>
+        <w:sz w:val="20"/>
+      </w:rPr>
+    </w:lvl>
+    <w:lvl w:ilvl="8" w:tentative="1">
+      <w:start w:val="1"/>
+      <w:numFmt w:val="bullet"/>
+      <w:lvlText w:val=""/>
+      <w:lvlJc w:val="left"/>
+      <w:pPr>
+        <w:tabs>
+          <w:tab w:val="num" w:pos="6480"/>
+        </w:tabs>
+        <w:ind w:left="6480" w:hanging="360"/>
+      </w:pPr>
+      <w:rPr>
+        <w:rFonts w:ascii="Wingdings" w:hAnsi="Wingdings" w:hint="default"/>
+        <w:sz w:val="20"/>
+      </w:rPr>
+    </w:lvl>
+  </w:abstractNum>
+  <w:abstractNum w:abstractNumId="5" w15:restartNumberingAfterBreak="0">
+    <w:nsid w:val="1F7208C3"/>
+    <w:multiLevelType w:val="multilevel"/>
+    <w:tmpl w:val="8E32B260"/>
     <w:lvl w:ilvl="0">
       <w:start w:val="1"/>
       <w:numFmt w:val="decimal"/>
@@ -1432,10 +1762,10 @@
       </w:pPr>
     </w:lvl>
   </w:abstractNum>
-  <w:abstractNum w:abstractNumId="4" w15:restartNumberingAfterBreak="0">
-    <w:nsid w:val="71AB7289"/>
+  <w:abstractNum w:abstractNumId="6" w15:restartNumberingAfterBreak="0">
+    <w:nsid w:val="322575BF"/>
     <w:multiLevelType w:val="multilevel"/>
-    <w:tmpl w:val="6FC698DC"/>
+    <w:tmpl w:val="BFF22BC8"/>
     <w:lvl w:ilvl="0">
       <w:start w:val="1"/>
       <w:numFmt w:val="bullet"/>
@@ -1581,11 +1911,237 @@
       </w:rPr>
     </w:lvl>
   </w:abstractNum>
-  <w:abstractNum w:abstractNumId="5" w15:restartNumberingAfterBreak="0">
-    <w:nsid w:val="76EA4F19"/>
+  <w:abstractNum w:abstractNumId="7" w15:restartNumberingAfterBreak="0">
+    <w:nsid w:val="3A49435D"/>
     <w:multiLevelType w:val="multilevel"/>
-    <w:tmpl w:val="8932E2DA"/>
+    <w:tmpl w:val="0D8E7F44"/>
     <w:lvl w:ilvl="0">
+      <w:start w:val="3"/>
+      <w:numFmt w:val="decimal"/>
+      <w:lvlText w:val="%1."/>
+      <w:lvlJc w:val="left"/>
+      <w:pPr>
+        <w:tabs>
+          <w:tab w:val="num" w:pos="720"/>
+        </w:tabs>
+        <w:ind w:left="720" w:hanging="360"/>
+      </w:pPr>
+    </w:lvl>
+    <w:lvl w:ilvl="1" w:tentative="1">
+      <w:start w:val="1"/>
+      <w:numFmt w:val="decimal"/>
+      <w:lvlText w:val="%2."/>
+      <w:lvlJc w:val="left"/>
+      <w:pPr>
+        <w:tabs>
+          <w:tab w:val="num" w:pos="1440"/>
+        </w:tabs>
+        <w:ind w:left="1440" w:hanging="360"/>
+      </w:pPr>
+    </w:lvl>
+    <w:lvl w:ilvl="2" w:tentative="1">
+      <w:start w:val="1"/>
+      <w:numFmt w:val="decimal"/>
+      <w:lvlText w:val="%3."/>
+      <w:lvlJc w:val="left"/>
+      <w:pPr>
+        <w:tabs>
+          <w:tab w:val="num" w:pos="2160"/>
+        </w:tabs>
+        <w:ind w:left="2160" w:hanging="360"/>
+      </w:pPr>
+    </w:lvl>
+    <w:lvl w:ilvl="3" w:tentative="1">
+      <w:start w:val="1"/>
+      <w:numFmt w:val="decimal"/>
+      <w:lvlText w:val="%4."/>
+      <w:lvlJc w:val="left"/>
+      <w:pPr>
+        <w:tabs>
+          <w:tab w:val="num" w:pos="2880"/>
+        </w:tabs>
+        <w:ind w:left="2880" w:hanging="360"/>
+      </w:pPr>
+    </w:lvl>
+    <w:lvl w:ilvl="4" w:tentative="1">
+      <w:start w:val="1"/>
+      <w:numFmt w:val="decimal"/>
+      <w:lvlText w:val="%5."/>
+      <w:lvlJc w:val="left"/>
+      <w:pPr>
+        <w:tabs>
+          <w:tab w:val="num" w:pos="3600"/>
+        </w:tabs>
+        <w:ind w:left="3600" w:hanging="360"/>
+      </w:pPr>
+    </w:lvl>
+    <w:lvl w:ilvl="5" w:tentative="1">
+      <w:start w:val="1"/>
+      <w:numFmt w:val="decimal"/>
+      <w:lvlText w:val="%6."/>
+      <w:lvlJc w:val="left"/>
+      <w:pPr>
+        <w:tabs>
+          <w:tab w:val="num" w:pos="4320"/>
+        </w:tabs>
+        <w:ind w:left="4320" w:hanging="360"/>
+      </w:pPr>
+    </w:lvl>
+    <w:lvl w:ilvl="6" w:tentative="1">
+      <w:start w:val="1"/>
+      <w:numFmt w:val="decimal"/>
+      <w:lvlText w:val="%7."/>
+      <w:lvlJc w:val="left"/>
+      <w:pPr>
+        <w:tabs>
+          <w:tab w:val="num" w:pos="5040"/>
+        </w:tabs>
+        <w:ind w:left="5040" w:hanging="360"/>
+      </w:pPr>
+    </w:lvl>
+    <w:lvl w:ilvl="7" w:tentative="1">
+      <w:start w:val="1"/>
+      <w:numFmt w:val="decimal"/>
+      <w:lvlText w:val="%8."/>
+      <w:lvlJc w:val="left"/>
+      <w:pPr>
+        <w:tabs>
+          <w:tab w:val="num" w:pos="5760"/>
+        </w:tabs>
+        <w:ind w:left="5760" w:hanging="360"/>
+      </w:pPr>
+    </w:lvl>
+    <w:lvl w:ilvl="8" w:tentative="1">
+      <w:start w:val="1"/>
+      <w:numFmt w:val="decimal"/>
+      <w:lvlText w:val="%9."/>
+      <w:lvlJc w:val="left"/>
+      <w:pPr>
+        <w:tabs>
+          <w:tab w:val="num" w:pos="6480"/>
+        </w:tabs>
+        <w:ind w:left="6480" w:hanging="360"/>
+      </w:pPr>
+    </w:lvl>
+  </w:abstractNum>
+  <w:abstractNum w:abstractNumId="8" w15:restartNumberingAfterBreak="0">
+    <w:nsid w:val="52892494"/>
+    <w:multiLevelType w:val="multilevel"/>
+    <w:tmpl w:val="181C63D0"/>
+    <w:lvl w:ilvl="0">
+      <w:start w:val="1"/>
+      <w:numFmt w:val="decimal"/>
+      <w:lvlText w:val="%1."/>
+      <w:lvlJc w:val="left"/>
+      <w:pPr>
+        <w:tabs>
+          <w:tab w:val="num" w:pos="720"/>
+        </w:tabs>
+        <w:ind w:left="720" w:hanging="360"/>
+      </w:pPr>
+    </w:lvl>
+    <w:lvl w:ilvl="1" w:tentative="1">
+      <w:start w:val="1"/>
+      <w:numFmt w:val="decimal"/>
+      <w:lvlText w:val="%2."/>
+      <w:lvlJc w:val="left"/>
+      <w:pPr>
+        <w:tabs>
+          <w:tab w:val="num" w:pos="1440"/>
+        </w:tabs>
+        <w:ind w:left="1440" w:hanging="360"/>
+      </w:pPr>
+    </w:lvl>
+    <w:lvl w:ilvl="2" w:tentative="1">
+      <w:start w:val="1"/>
+      <w:numFmt w:val="decimal"/>
+      <w:lvlText w:val="%3."/>
+      <w:lvlJc w:val="left"/>
+      <w:pPr>
+        <w:tabs>
+          <w:tab w:val="num" w:pos="2160"/>
+        </w:tabs>
+        <w:ind w:left="2160" w:hanging="360"/>
+      </w:pPr>
+    </w:lvl>
+    <w:lvl w:ilvl="3" w:tentative="1">
+      <w:start w:val="1"/>
+      <w:numFmt w:val="decimal"/>
+      <w:lvlText w:val="%4."/>
+      <w:lvlJc w:val="left"/>
+      <w:pPr>
+        <w:tabs>
+          <w:tab w:val="num" w:pos="2880"/>
+        </w:tabs>
+        <w:ind w:left="2880" w:hanging="360"/>
+      </w:pPr>
+    </w:lvl>
+    <w:lvl w:ilvl="4" w:tentative="1">
+      <w:start w:val="1"/>
+      <w:numFmt w:val="decimal"/>
+      <w:lvlText w:val="%5."/>
+      <w:lvlJc w:val="left"/>
+      <w:pPr>
+        <w:tabs>
+          <w:tab w:val="num" w:pos="3600"/>
+        </w:tabs>
+        <w:ind w:left="3600" w:hanging="360"/>
+      </w:pPr>
+    </w:lvl>
+    <w:lvl w:ilvl="5" w:tentative="1">
+      <w:start w:val="1"/>
+      <w:numFmt w:val="decimal"/>
+      <w:lvlText w:val="%6."/>
+      <w:lvlJc w:val="left"/>
+      <w:pPr>
+        <w:tabs>
+          <w:tab w:val="num" w:pos="4320"/>
+        </w:tabs>
+        <w:ind w:left="4320" w:hanging="360"/>
+      </w:pPr>
+    </w:lvl>
+    <w:lvl w:ilvl="6" w:tentative="1">
+      <w:start w:val="1"/>
+      <w:numFmt w:val="decimal"/>
+      <w:lvlText w:val="%7."/>
+      <w:lvlJc w:val="left"/>
+      <w:pPr>
+        <w:tabs>
+          <w:tab w:val="num" w:pos="5040"/>
+        </w:tabs>
+        <w:ind w:left="5040" w:hanging="360"/>
+      </w:pPr>
+    </w:lvl>
+    <w:lvl w:ilvl="7" w:tentative="1">
+      <w:start w:val="1"/>
+      <w:numFmt w:val="decimal"/>
+      <w:lvlText w:val="%8."/>
+      <w:lvlJc w:val="left"/>
+      <w:pPr>
+        <w:tabs>
+          <w:tab w:val="num" w:pos="5760"/>
+        </w:tabs>
+        <w:ind w:left="5760" w:hanging="360"/>
+      </w:pPr>
+    </w:lvl>
+    <w:lvl w:ilvl="8" w:tentative="1">
+      <w:start w:val="1"/>
+      <w:numFmt w:val="decimal"/>
+      <w:lvlText w:val="%9."/>
+      <w:lvlJc w:val="left"/>
+      <w:pPr>
+        <w:tabs>
+          <w:tab w:val="num" w:pos="6480"/>
+        </w:tabs>
+        <w:ind w:left="6480" w:hanging="360"/>
+      </w:pPr>
+    </w:lvl>
+  </w:abstractNum>
+  <w:abstractNum w:abstractNumId="9" w15:restartNumberingAfterBreak="0">
+    <w:nsid w:val="631612A9"/>
+    <w:multiLevelType w:val="multilevel"/>
+    <w:tmpl w:val="09963AAA"/>
+    <w:lvl w:ilvl="0">
       <w:start w:val="1"/>
       <w:numFmt w:val="bullet"/>
       <w:lvlText w:val=""/>
@@ -1601,7 +2157,7 @@
         <w:sz w:val="20"/>
       </w:rPr>
     </w:lvl>
-    <w:lvl w:ilvl="1">
+    <w:lvl w:ilvl="1" w:tentative="1">
       <w:start w:val="1"/>
       <w:numFmt w:val="bullet"/>
       <w:lvlText w:val="o"/>
@@ -1730,23 +2286,187 @@
       </w:rPr>
     </w:lvl>
   </w:abstractNum>
-  <w:num w:numId="1" w16cid:durableId="382487079">
+  <w:abstractNum w:abstractNumId="10" w15:restartNumberingAfterBreak="0">
+    <w:nsid w:val="75410670"/>
+    <w:multiLevelType w:val="multilevel"/>
+    <w:tmpl w:val="287EBDF0"/>
+    <w:lvl w:ilvl="0">
+      <w:start w:val="1"/>
+      <w:numFmt w:val="bullet"/>
+      <w:lvlText w:val=""/>
+      <w:lvlJc w:val="left"/>
+      <w:pPr>
+        <w:tabs>
+          <w:tab w:val="num" w:pos="720"/>
+        </w:tabs>
+        <w:ind w:left="720" w:hanging="360"/>
+      </w:pPr>
+      <w:rPr>
+        <w:rFonts w:ascii="Symbol" w:hAnsi="Symbol" w:hint="default"/>
+        <w:sz w:val="20"/>
+      </w:rPr>
+    </w:lvl>
+    <w:lvl w:ilvl="1" w:tentative="1">
+      <w:start w:val="1"/>
+      <w:numFmt w:val="bullet"/>
+      <w:lvlText w:val="o"/>
+      <w:lvlJc w:val="left"/>
+      <w:pPr>
+        <w:tabs>
+          <w:tab w:val="num" w:pos="1440"/>
+        </w:tabs>
+        <w:ind w:left="1440" w:hanging="360"/>
+      </w:pPr>
+      <w:rPr>
+        <w:rFonts w:ascii="Courier New" w:hAnsi="Courier New" w:hint="default"/>
+        <w:sz w:val="20"/>
+      </w:rPr>
+    </w:lvl>
+    <w:lvl w:ilvl="2" w:tentative="1">
+      <w:start w:val="1"/>
+      <w:numFmt w:val="bullet"/>
+      <w:lvlText w:val=""/>
+      <w:lvlJc w:val="left"/>
+      <w:pPr>
+        <w:tabs>
+          <w:tab w:val="num" w:pos="2160"/>
+        </w:tabs>
+        <w:ind w:left="2160" w:hanging="360"/>
+      </w:pPr>
+      <w:rPr>
+        <w:rFonts w:ascii="Wingdings" w:hAnsi="Wingdings" w:hint="default"/>
+        <w:sz w:val="20"/>
+      </w:rPr>
+    </w:lvl>
+    <w:lvl w:ilvl="3" w:tentative="1">
+      <w:start w:val="1"/>
+      <w:numFmt w:val="bullet"/>
+      <w:lvlText w:val=""/>
+      <w:lvlJc w:val="left"/>
+      <w:pPr>
+        <w:tabs>
+          <w:tab w:val="num" w:pos="2880"/>
+        </w:tabs>
+        <w:ind w:left="2880" w:hanging="360"/>
+      </w:pPr>
+      <w:rPr>
+        <w:rFonts w:ascii="Wingdings" w:hAnsi="Wingdings" w:hint="default"/>
+        <w:sz w:val="20"/>
+      </w:rPr>
+    </w:lvl>
+    <w:lvl w:ilvl="4" w:tentative="1">
+      <w:start w:val="1"/>
+      <w:numFmt w:val="bullet"/>
+      <w:lvlText w:val=""/>
+      <w:lvlJc w:val="left"/>
+      <w:pPr>
+        <w:tabs>
+          <w:tab w:val="num" w:pos="3600"/>
+        </w:tabs>
+        <w:ind w:left="3600" w:hanging="360"/>
+      </w:pPr>
+      <w:rPr>
+        <w:rFonts w:ascii="Wingdings" w:hAnsi="Wingdings" w:hint="default"/>
+        <w:sz w:val="20"/>
+      </w:rPr>
+    </w:lvl>
+    <w:lvl w:ilvl="5" w:tentative="1">
+      <w:start w:val="1"/>
+      <w:numFmt w:val="bullet"/>
+      <w:lvlText w:val=""/>
+      <w:lvlJc w:val="left"/>
+      <w:pPr>
+        <w:tabs>
+          <w:tab w:val="num" w:pos="4320"/>
+        </w:tabs>
+        <w:ind w:left="4320" w:hanging="360"/>
+      </w:pPr>
+      <w:rPr>
+        <w:rFonts w:ascii="Wingdings" w:hAnsi="Wingdings" w:hint="default"/>
+        <w:sz w:val="20"/>
+      </w:rPr>
+    </w:lvl>
+    <w:lvl w:ilvl="6" w:tentative="1">
+      <w:start w:val="1"/>
+      <w:numFmt w:val="bullet"/>
+      <w:lvlText w:val=""/>
+      <w:lvlJc w:val="left"/>
+      <w:pPr>
+        <w:tabs>
+          <w:tab w:val="num" w:pos="5040"/>
+        </w:tabs>
+        <w:ind w:left="5040" w:hanging="360"/>
+      </w:pPr>
+      <w:rPr>
+        <w:rFonts w:ascii="Wingdings" w:hAnsi="Wingdings" w:hint="default"/>
+        <w:sz w:val="20"/>
+      </w:rPr>
+    </w:lvl>
+    <w:lvl w:ilvl="7" w:tentative="1">
+      <w:start w:val="1"/>
+      <w:numFmt w:val="bullet"/>
+      <w:lvlText w:val=""/>
+      <w:lvlJc w:val="left"/>
+      <w:pPr>
+        <w:tabs>
+          <w:tab w:val="num" w:pos="5760"/>
+        </w:tabs>
+        <w:ind w:left="5760" w:hanging="360"/>
+      </w:pPr>
+      <w:rPr>
+        <w:rFonts w:ascii="Wingdings" w:hAnsi="Wingdings" w:hint="default"/>
+        <w:sz w:val="20"/>
+      </w:rPr>
+    </w:lvl>
+    <w:lvl w:ilvl="8" w:tentative="1">
+      <w:start w:val="1"/>
+      <w:numFmt w:val="bullet"/>
+      <w:lvlText w:val=""/>
+      <w:lvlJc w:val="left"/>
+      <w:pPr>
+        <w:tabs>
+          <w:tab w:val="num" w:pos="6480"/>
+        </w:tabs>
+        <w:ind w:left="6480" w:hanging="360"/>
+      </w:pPr>
+      <w:rPr>
+        <w:rFonts w:ascii="Wingdings" w:hAnsi="Wingdings" w:hint="default"/>
+        <w:sz w:val="20"/>
+      </w:rPr>
+    </w:lvl>
+  </w:abstractNum>
+  <w:num w:numId="1" w16cid:durableId="642855812">
+    <w:abstractNumId w:val="2"/>
+  </w:num>
+  <w:num w:numId="2" w16cid:durableId="1006438640">
+    <w:abstractNumId w:val="3"/>
+  </w:num>
+  <w:num w:numId="3" w16cid:durableId="963997515">
+    <w:abstractNumId w:val="1"/>
+  </w:num>
+  <w:num w:numId="4" w16cid:durableId="1070149775">
+    <w:abstractNumId w:val="8"/>
+  </w:num>
+  <w:num w:numId="5" w16cid:durableId="1604458820">
+    <w:abstractNumId w:val="4"/>
+  </w:num>
+  <w:num w:numId="6" w16cid:durableId="529801289">
     <w:abstractNumId w:val="0"/>
   </w:num>
-  <w:num w:numId="2" w16cid:durableId="1138229397">
+  <w:num w:numId="7" w16cid:durableId="1714189712">
+    <w:abstractNumId w:val="7"/>
+  </w:num>
+  <w:num w:numId="8" w16cid:durableId="1859052">
+    <w:abstractNumId w:val="9"/>
+  </w:num>
+  <w:num w:numId="9" w16cid:durableId="678193493">
+    <w:abstractNumId w:val="10"/>
+  </w:num>
+  <w:num w:numId="10" w16cid:durableId="2116633234">
+    <w:abstractNumId w:val="6"/>
+  </w:num>
+  <w:num w:numId="11" w16cid:durableId="1134786000">
     <w:abstractNumId w:val="5"/>
-  </w:num>
-  <w:num w:numId="3" w16cid:durableId="1833401644">
-    <w:abstractNumId w:val="4"/>
-  </w:num>
-  <w:num w:numId="4" w16cid:durableId="511340860">
-    <w:abstractNumId w:val="2"/>
-  </w:num>
-  <w:num w:numId="5" w16cid:durableId="1842162316">
-    <w:abstractNumId w:val="1"/>
-  </w:num>
-  <w:num w:numId="6" w16cid:durableId="312804588">
-    <w:abstractNumId w:val="3"/>
   </w:num>
 </w:numbering>
 </file>
@@ -2159,7 +2879,7 @@
     <w:link w:val="Heading1Char"/>
     <w:uiPriority w:val="9"/>
     <w:qFormat/>
-    <w:rsid w:val="002E7331"/>
+    <w:rsid w:val="007655C7"/>
     <w:pPr>
       <w:keepNext/>
       <w:keepLines/>
@@ -2182,7 +2902,7 @@
     <w:semiHidden/>
     <w:unhideWhenUsed/>
     <w:qFormat/>
-    <w:rsid w:val="002E7331"/>
+    <w:rsid w:val="007655C7"/>
     <w:pPr>
       <w:keepNext/>
       <w:keepLines/>
@@ -2205,7 +2925,7 @@
     <w:semiHidden/>
     <w:unhideWhenUsed/>
     <w:qFormat/>
-    <w:rsid w:val="002E7331"/>
+    <w:rsid w:val="007655C7"/>
     <w:pPr>
       <w:keepNext/>
       <w:keepLines/>
@@ -2228,7 +2948,7 @@
     <w:semiHidden/>
     <w:unhideWhenUsed/>
     <w:qFormat/>
-    <w:rsid w:val="002E7331"/>
+    <w:rsid w:val="007655C7"/>
     <w:pPr>
       <w:keepNext/>
       <w:keepLines/>
@@ -2251,7 +2971,7 @@
     <w:semiHidden/>
     <w:unhideWhenUsed/>
     <w:qFormat/>
-    <w:rsid w:val="002E7331"/>
+    <w:rsid w:val="007655C7"/>
     <w:pPr>
       <w:keepNext/>
       <w:keepLines/>
@@ -2272,7 +2992,7 @@
     <w:semiHidden/>
     <w:unhideWhenUsed/>
     <w:qFormat/>
-    <w:rsid w:val="002E7331"/>
+    <w:rsid w:val="007655C7"/>
     <w:pPr>
       <w:keepNext/>
       <w:keepLines/>
@@ -2295,7 +3015,7 @@
     <w:semiHidden/>
     <w:unhideWhenUsed/>
     <w:qFormat/>
-    <w:rsid w:val="002E7331"/>
+    <w:rsid w:val="007655C7"/>
     <w:pPr>
       <w:keepNext/>
       <w:keepLines/>
@@ -2316,7 +3036,7 @@
     <w:semiHidden/>
     <w:unhideWhenUsed/>
     <w:qFormat/>
-    <w:rsid w:val="002E7331"/>
+    <w:rsid w:val="007655C7"/>
     <w:pPr>
       <w:keepNext/>
       <w:keepLines/>
@@ -2339,7 +3059,7 @@
     <w:semiHidden/>
     <w:unhideWhenUsed/>
     <w:qFormat/>
-    <w:rsid w:val="002E7331"/>
+    <w:rsid w:val="007655C7"/>
     <w:pPr>
       <w:keepNext/>
       <w:keepLines/>
@@ -2382,7 +3102,7 @@
     <w:basedOn w:val="DefaultParagraphFont"/>
     <w:link w:val="Heading1"/>
     <w:uiPriority w:val="9"/>
-    <w:rsid w:val="002E7331"/>
+    <w:rsid w:val="007655C7"/>
     <w:rPr>
       <w:rFonts w:asciiTheme="majorHAnsi" w:eastAsiaTheme="majorEastAsia" w:hAnsiTheme="majorHAnsi" w:cstheme="majorBidi"/>
       <w:color w:val="2F5496" w:themeColor="accent1" w:themeShade="BF"/>
@@ -2396,7 +3116,7 @@
     <w:link w:val="Heading2"/>
     <w:uiPriority w:val="9"/>
     <w:semiHidden/>
-    <w:rsid w:val="002E7331"/>
+    <w:rsid w:val="007655C7"/>
     <w:rPr>
       <w:rFonts w:asciiTheme="majorHAnsi" w:eastAsiaTheme="majorEastAsia" w:hAnsiTheme="majorHAnsi" w:cstheme="majorBidi"/>
       <w:color w:val="2F5496" w:themeColor="accent1" w:themeShade="BF"/>
@@ -2410,7 +3130,7 @@
     <w:link w:val="Heading3"/>
     <w:uiPriority w:val="9"/>
     <w:semiHidden/>
-    <w:rsid w:val="002E7331"/>
+    <w:rsid w:val="007655C7"/>
     <w:rPr>
       <w:rFonts w:eastAsiaTheme="majorEastAsia" w:cstheme="majorBidi"/>
       <w:color w:val="2F5496" w:themeColor="accent1" w:themeShade="BF"/>
@@ -2424,7 +3144,7 @@
     <w:link w:val="Heading4"/>
     <w:uiPriority w:val="9"/>
     <w:semiHidden/>
-    <w:rsid w:val="002E7331"/>
+    <w:rsid w:val="007655C7"/>
     <w:rPr>
       <w:rFonts w:eastAsiaTheme="majorEastAsia" w:cstheme="majorBidi"/>
       <w:i/>
@@ -2438,7 +3158,7 @@
     <w:link w:val="Heading5"/>
     <w:uiPriority w:val="9"/>
     <w:semiHidden/>
-    <w:rsid w:val="002E7331"/>
+    <w:rsid w:val="007655C7"/>
     <w:rPr>
       <w:rFonts w:eastAsiaTheme="majorEastAsia" w:cstheme="majorBidi"/>
       <w:color w:val="2F5496" w:themeColor="accent1" w:themeShade="BF"/>
@@ -2450,7 +3170,7 @@
     <w:link w:val="Heading6"/>
     <w:uiPriority w:val="9"/>
     <w:semiHidden/>
-    <w:rsid w:val="002E7331"/>
+    <w:rsid w:val="007655C7"/>
     <w:rPr>
       <w:rFonts w:eastAsiaTheme="majorEastAsia" w:cstheme="majorBidi"/>
       <w:i/>
@@ -2464,7 +3184,7 @@
     <w:link w:val="Heading7"/>
     <w:uiPriority w:val="9"/>
     <w:semiHidden/>
-    <w:rsid w:val="002E7331"/>
+    <w:rsid w:val="007655C7"/>
     <w:rPr>
       <w:rFonts w:eastAsiaTheme="majorEastAsia" w:cstheme="majorBidi"/>
       <w:color w:val="595959" w:themeColor="text1" w:themeTint="A6"/>
@@ -2476,7 +3196,7 @@
     <w:link w:val="Heading8"/>
     <w:uiPriority w:val="9"/>
     <w:semiHidden/>
-    <w:rsid w:val="002E7331"/>
+    <w:rsid w:val="007655C7"/>
     <w:rPr>
       <w:rFonts w:eastAsiaTheme="majorEastAsia" w:cstheme="majorBidi"/>
       <w:i/>
@@ -2490,7 +3210,7 @@
     <w:link w:val="Heading9"/>
     <w:uiPriority w:val="9"/>
     <w:semiHidden/>
-    <w:rsid w:val="002E7331"/>
+    <w:rsid w:val="007655C7"/>
     <w:rPr>
       <w:rFonts w:eastAsiaTheme="majorEastAsia" w:cstheme="majorBidi"/>
       <w:color w:val="272727" w:themeColor="text1" w:themeTint="D8"/>
@@ -2503,7 +3223,7 @@
     <w:link w:val="TitleChar"/>
     <w:uiPriority w:val="10"/>
     <w:qFormat/>
-    <w:rsid w:val="002E7331"/>
+    <w:rsid w:val="007655C7"/>
     <w:pPr>
       <w:spacing w:after="80" w:line="240" w:lineRule="auto"/>
       <w:contextualSpacing/>
@@ -2521,7 +3241,7 @@
     <w:basedOn w:val="DefaultParagraphFont"/>
     <w:link w:val="Title"/>
     <w:uiPriority w:val="10"/>
-    <w:rsid w:val="002E7331"/>
+    <w:rsid w:val="007655C7"/>
     <w:rPr>
       <w:rFonts w:asciiTheme="majorHAnsi" w:eastAsiaTheme="majorEastAsia" w:hAnsiTheme="majorHAnsi" w:cstheme="majorBidi"/>
       <w:spacing w:val="-10"/>
@@ -2537,7 +3257,7 @@
     <w:link w:val="SubtitleChar"/>
     <w:uiPriority w:val="11"/>
     <w:qFormat/>
-    <w:rsid w:val="002E7331"/>
+    <w:rsid w:val="007655C7"/>
     <w:pPr>
       <w:numPr>
         <w:ilvl w:val="1"/>
@@ -2556,7 +3276,7 @@
     <w:basedOn w:val="DefaultParagraphFont"/>
     <w:link w:val="Subtitle"/>
     <w:uiPriority w:val="11"/>
-    <w:rsid w:val="002E7331"/>
+    <w:rsid w:val="007655C7"/>
     <w:rPr>
       <w:rFonts w:eastAsiaTheme="majorEastAsia" w:cstheme="majorBidi"/>
       <w:color w:val="595959" w:themeColor="text1" w:themeTint="A6"/>
@@ -2572,7 +3292,7 @@
     <w:link w:val="QuoteChar"/>
     <w:uiPriority w:val="29"/>
     <w:qFormat/>
-    <w:rsid w:val="002E7331"/>
+    <w:rsid w:val="007655C7"/>
     <w:pPr>
       <w:spacing w:before="160"/>
       <w:jc w:val="center"/>
@@ -2588,7 +3308,7 @@
     <w:basedOn w:val="DefaultParagraphFont"/>
     <w:link w:val="Quote"/>
     <w:uiPriority w:val="29"/>
-    <w:rsid w:val="002E7331"/>
+    <w:rsid w:val="007655C7"/>
     <w:rPr>
       <w:i/>
       <w:iCs/>
@@ -2600,7 +3320,7 @@
     <w:basedOn w:val="Normal"/>
     <w:uiPriority w:val="34"/>
     <w:qFormat/>
-    <w:rsid w:val="002E7331"/>
+    <w:rsid w:val="007655C7"/>
     <w:pPr>
       <w:ind w:left="720"/>
       <w:contextualSpacing/>
@@ -2611,7 +3331,7 @@
     <w:basedOn w:val="DefaultParagraphFont"/>
     <w:uiPriority w:val="21"/>
     <w:qFormat/>
-    <w:rsid w:val="002E7331"/>
+    <w:rsid w:val="007655C7"/>
     <w:rPr>
       <w:i/>
       <w:iCs/>
@@ -2625,7 +3345,7 @@
     <w:link w:val="IntenseQuoteChar"/>
     <w:uiPriority w:val="30"/>
     <w:qFormat/>
-    <w:rsid w:val="002E7331"/>
+    <w:rsid w:val="007655C7"/>
     <w:pPr>
       <w:pBdr>
         <w:top w:val="single" w:sz="4" w:space="10" w:color="2F5496" w:themeColor="accent1" w:themeShade="BF"/>
@@ -2646,7 +3366,7 @@
     <w:basedOn w:val="DefaultParagraphFont"/>
     <w:link w:val="IntenseQuote"/>
     <w:uiPriority w:val="30"/>
-    <w:rsid w:val="002E7331"/>
+    <w:rsid w:val="007655C7"/>
     <w:rPr>
       <w:i/>
       <w:iCs/>
@@ -2658,7 +3378,7 @@
     <w:basedOn w:val="DefaultParagraphFont"/>
     <w:uiPriority w:val="32"/>
     <w:qFormat/>
-    <w:rsid w:val="002E7331"/>
+    <w:rsid w:val="007655C7"/>
     <w:rPr>
       <w:b/>
       <w:bCs/>
@@ -2672,7 +3392,7 @@
     <w:basedOn w:val="DefaultParagraphFont"/>
     <w:uiPriority w:val="99"/>
     <w:unhideWhenUsed/>
-    <w:rsid w:val="00AF6068"/>
+    <w:rsid w:val="00D63D3D"/>
     <w:rPr>
       <w:color w:val="0563C1" w:themeColor="hyperlink"/>
       <w:u w:val="single"/>
@@ -2684,7 +3404,7 @@
     <w:uiPriority w:val="99"/>
     <w:semiHidden/>
     <w:unhideWhenUsed/>
-    <w:rsid w:val="00AF6068"/>
+    <w:rsid w:val="00D63D3D"/>
     <w:rPr>
       <w:color w:val="605E5C"/>
       <w:shd w:val="clear" w:color="auto" w:fill="E1DFDD"/>
